--- a/docs/downloads/family-help-at-bedside.docx
+++ b/docs/downloads/family-help-at-bedside.docx
@@ -1056,7 +1056,7 @@
     <w:rPr>
       <w:rFonts w:ascii="Arial" w:hAnsi="Arial"/>
       <w:color w:val="102A43"/>
-      <w:sz w:val="22"/>
+      <w:sz w:val="24"/>
     </w:rPr>
   </w:style>
   <w:style w:type="paragraph" w:styleId="Header">
@@ -1592,7 +1592,7 @@
     </w:pPr>
     <w:rPr>
       <w:rFonts w:ascii="Arial" w:hAnsi="Arial"/>
-      <w:sz w:val="22"/>
+      <w:sz w:val="24"/>
     </w:rPr>
   </w:style>
   <w:style w:type="paragraph" w:styleId="ListBullet2">

--- a/docs/downloads/family-help-at-bedside.docx
+++ b/docs/downloads/family-help-at-bedside.docx
@@ -644,7 +644,7 @@
         <w:color w:val="334E68"/>
         <w:sz w:val="15"/>
       </w:rPr>
-      <w:t>deliriumdownloads.com · Template v0.9 · 7 August 2026 · Human clinical review required</w:t>
+      <w:t>deliriumdownloads.com · Template v0.9 · 8 August 2026 · Human clinical review required</w:t>
     </w:r>
     <w:r>
       <w:tab/>
